--- a/notes_20Jun2023.docx
+++ b/notes_20Jun2023.docx
@@ -129,6 +129,38 @@
           <w:szCs w:val="16"/>
         </w:rPr>
         <w:t>Watch WECP platform usage video</w:t>
+      </w:r>
+    </w:p>
+    <w:p>
+      <w:pPr>
+        <w:jc w:val="both"/>
+        <w:rPr>
+          <w:sz w:val="16"/>
+          <w:szCs w:val="16"/>
+        </w:rPr>
+      </w:pPr>
+      <w:r>
+        <w:rPr>
+          <w:sz w:val="16"/>
+          <w:szCs w:val="16"/>
+        </w:rPr>
+        <w:t>In Visual Studio code, just open the spring boot project folder, it will ask you to install the plugins for java and spring boot. Use mobile data for this task if the installation struck.</w:t>
+      </w:r>
+    </w:p>
+    <w:p>
+      <w:pPr>
+        <w:jc w:val="both"/>
+        <w:rPr>
+          <w:sz w:val="16"/>
+          <w:szCs w:val="16"/>
+        </w:rPr>
+      </w:pPr>
+      <w:r>
+        <w:rPr>
+          <w:sz w:val="16"/>
+          <w:szCs w:val="16"/>
+        </w:rPr>
+        <w:t>Practise the CRUD for an entity in visual studio code.</w:t>
       </w:r>
     </w:p>
     <w:p>
